--- a/Semester_6/Gamification/A_Text_Präsi_Gamification.docx
+++ b/Semester_6/Gamification/A_Text_Präsi_Gamification.docx
@@ -42,20 +42,24 @@
       <w:r>
         <w:t>Erklärendes Plakat</w:t>
       </w:r>
-    </w:p>
-    <w:p/>
-    <w:p>
-      <w:pPr>
+      <w:r>
+        <w:t xml:space="preserve"> führt Supportband und Hilfebutton ein</w:t>
+      </w:r>
+    </w:p>
+    <w:p>
+      <w:pPr>
+        <w:pStyle w:val="Listenabsatz"/>
         <w:numPr>
           <w:ilvl w:val="0"/>
           <w:numId w:val="1"/>
         </w:numPr>
-        <w:spacing w:before="100" w:beforeAutospacing="1" w:after="100" w:afterAutospacing="1"/>
-      </w:pPr>
-      <w:r>
-        <w:t>Gestaltungsprinzip Mapping (Thaler &amp; Sunstein, 2009): Menschen treffen Entscheidungen leichter, wenn komplexe Optionen verständlich strukturiert und auf bereits bekannte Dimensionen abgebildet werden.</w:t>
-      </w:r>
-    </w:p>
+      </w:pPr>
+      <w:r>
+        <w:t>Jeder Muskelgruppe wird eine Farbe zu geordnet</w:t>
+      </w:r>
+    </w:p>
+    <w:p/>
+    <w:p/>
     <w:p>
       <w:pPr>
         <w:numPr>
@@ -65,15 +69,7 @@
         <w:spacing w:before="100" w:beforeAutospacing="1" w:after="100" w:afterAutospacing="1"/>
       </w:pPr>
       <w:r>
-        <w:t xml:space="preserve">Priming (Werth &amp; Mayer, 2008): Informationen sind im Gedächtnis in assoziativen Netzwerken organisiert; wird ein Knoten vorab </w:t>
-      </w:r>
-      <w:proofErr w:type="spellStart"/>
-      <w:r>
-        <w:t>geprimed</w:t>
-      </w:r>
-      <w:proofErr w:type="spellEnd"/>
-      <w:r>
-        <w:t>, breitet sich diese Aktivierung aus, sodass auf naheliegende, nachfolgende Informationen deutlich schneller reagiert werden kann.</w:t>
+        <w:t>Gestaltungsprinzip Mapping (Thaler &amp; Sunstein, 2009): Menschen treffen Entscheidungen leichter, wenn komplexe Optionen verständlich strukturiert und auf bereits bekannte Dimensionen abgebildet werden.</w:t>
       </w:r>
     </w:p>
     <w:p>
@@ -85,6 +81,18 @@
         <w:spacing w:before="100" w:beforeAutospacing="1" w:after="100" w:afterAutospacing="1"/>
       </w:pPr>
       <w:r>
+        <w:t>Priming (Werth &amp; Mayer, 2008): Informationen sind im Gedächtnis in assoziativen Netzwerken organisiert; wird ein Knoten vorab geprimed, breitet sich diese Aktivierung aus, sodass auf naheliegende, nachfolgende Informationen deutlich schneller reagiert werden kann.</w:t>
+      </w:r>
+    </w:p>
+    <w:p>
+      <w:pPr>
+        <w:numPr>
+          <w:ilvl w:val="0"/>
+          <w:numId w:val="1"/>
+        </w:numPr>
+        <w:spacing w:before="100" w:beforeAutospacing="1" w:after="100" w:afterAutospacing="1"/>
+      </w:pPr>
+      <w:r>
         <w:t>Soziale Verbundenheit (McGonigal, 2012): Ein tiefes Gefühl sozialer Verbundenheit entsteht, wenn Menschen ein gemeinsames Verständnis davon teilen, was sie in ihrer Umgebung tun, und auf Augenhöhe interagieren.</w:t>
       </w:r>
     </w:p>
@@ -163,15 +171,7 @@
         <w:spacing w:before="100" w:beforeAutospacing="1" w:after="100" w:afterAutospacing="1"/>
       </w:pPr>
       <w:r>
-        <w:t xml:space="preserve">Effiziente Personalentlastung: Da die intuitive Farbnavigation System 1 Schnelles Denken ermöglicht und erfahrene Mitglieder durch das ständige Priming zum Helfen animiert werden, muss das Personal deutlich weniger Basis Orientierungsarbeit leisten und kann sich mehr auf das </w:t>
-      </w:r>
-      <w:proofErr w:type="spellStart"/>
-      <w:r>
-        <w:t>geziehlte</w:t>
-      </w:r>
-      <w:proofErr w:type="spellEnd"/>
-      <w:r>
-        <w:t xml:space="preserve"> Helfen von Mitgliedern fokussieren.</w:t>
+        <w:t>Effiziente Personalentlastung: Da die intuitive Farbnavigation System 1 Schnelles Denken ermöglicht und erfahrene Mitglieder durch das ständige Priming zum Helfen animiert werden, muss das Personal deutlich weniger Basis Orientierungsarbeit leisten und kann sich mehr auf das geziehlte Helfen von Mitgliedern fokussieren.</w:t>
       </w:r>
     </w:p>
     <w:p>
@@ -192,16 +192,11 @@
           <w:ilvl w:val="0"/>
           <w:numId w:val="6"/>
         </w:numPr>
-        <w:spacing w:before="100" w:beforeAutospacing="1" w:after="100" w:afterAutospacing="1"/>
+        <w:spacing w:before="100" w:beforeAutospacing="1" w:after="160" w:afterAutospacing="1" w:line="278" w:lineRule="auto"/>
       </w:pPr>
       <w:r>
         <w:t>Nahtlose Gamification Verknüpfung: Durch die exakte farbliche Übereinstimmung der physischen Geräte mit der Stempelkarte wird das Belohnungssystem ohne zusätzlichen Erklärungsaufwand direkt in den Raum integriert.</w:t>
       </w:r>
-    </w:p>
-    <w:p>
-      <w:pPr>
-        <w:spacing w:after="160" w:line="278" w:lineRule="auto"/>
-      </w:pPr>
       <w:r>
         <w:br w:type="page"/>
       </w:r>
@@ -209,7 +204,10 @@
     <w:p>
       <w:r>
         <w:lastRenderedPageBreak/>
-        <w:t>Support Band</w:t>
+        <w:t>S</w:t>
+      </w:r>
+      <w:r>
+        <w:t>upport Band</w:t>
       </w:r>
     </w:p>
     <w:p>
@@ -233,23 +231,7 @@
         </w:numPr>
       </w:pPr>
       <w:r>
-        <w:t xml:space="preserve">Am Check in, in der safe </w:t>
-      </w:r>
-      <w:proofErr w:type="spellStart"/>
-      <w:r>
-        <w:t>zone</w:t>
-      </w:r>
-      <w:proofErr w:type="spellEnd"/>
-      <w:r>
-        <w:t xml:space="preserve">/ </w:t>
-      </w:r>
-      <w:proofErr w:type="spellStart"/>
-      <w:r>
-        <w:t>Cardio</w:t>
-      </w:r>
-      <w:proofErr w:type="spellEnd"/>
-      <w:r>
-        <w:t xml:space="preserve"> Bereich</w:t>
+        <w:t>Am Check in, in der safe zone/ Cardio Bereich</w:t>
       </w:r>
     </w:p>
     <w:p>
@@ -264,12 +246,6 @@
         <w:t>Einfache Rückgabe vor der Umkleide</w:t>
       </w:r>
     </w:p>
-    <w:p/>
-    <w:p>
-      <w:r>
-        <w:t>Prinzipien</w:t>
-      </w:r>
-    </w:p>
     <w:p>
       <w:pPr>
         <w:pStyle w:val="Listenabsatz"/>
@@ -278,30 +254,34 @@
           <w:numId w:val="1"/>
         </w:numPr>
       </w:pPr>
-      <w:proofErr w:type="spellStart"/>
+      <w:r>
+        <w:t>Fortgeschrittene sind durch Plakat hingewiesen</w:t>
+      </w:r>
+    </w:p>
+    <w:p/>
+    <w:p>
+      <w:r>
+        <w:t>Prinzipien</w:t>
+      </w:r>
+    </w:p>
+    <w:p>
+      <w:pPr>
+        <w:pStyle w:val="Listenabsatz"/>
+        <w:numPr>
+          <w:ilvl w:val="0"/>
+          <w:numId w:val="1"/>
+        </w:numPr>
+      </w:pPr>
       <w:r>
         <w:rPr>
           <w:b/>
           <w:bCs/>
         </w:rPr>
-        <w:t>Strategy</w:t>
-      </w:r>
-      <w:proofErr w:type="spellEnd"/>
-      <w:r>
-        <w:rPr>
-          <w:b/>
-          <w:bCs/>
-        </w:rPr>
-        <w:t xml:space="preserve"> 62 (Weinschenk): </w:t>
-      </w:r>
-      <w:r>
-        <w:t xml:space="preserve">Wenn Menschen etwas Neues ausprobieren sollen, muss man sicherstellen, dass sie sich dabei sicher und wohl </w:t>
-      </w:r>
-      <w:proofErr w:type="gramStart"/>
-      <w:r>
-        <w:t>fühlen</w:t>
-      </w:r>
-      <w:proofErr w:type="gramEnd"/>
+        <w:t xml:space="preserve">Strategy 62 (Weinschenk): </w:t>
+      </w:r>
+      <w:r>
+        <w:t>Wenn Menschen etwas Neues ausprobieren sollen, muss man sicherstellen, dass sie sich dabei sicher und wohl fühlen</w:t>
+      </w:r>
       <w:r>
         <w:rPr>
           <w:noProof/>
@@ -310,6 +290,9 @@
         <w:t xml:space="preserve"> </w:t>
       </w:r>
       <w:r>
+        <w:rPr>
+          <w:noProof/>
+        </w:rPr>
         <w:drawing>
           <wp:inline distT="0" distB="0" distL="0" distR="0" wp14:anchorId="2AC94FBC" wp14:editId="3618F44F">
             <wp:extent cx="5760720" cy="258445"/>
@@ -355,107 +338,60 @@
           <w:numId w:val="1"/>
         </w:numPr>
       </w:pPr>
-      <w:proofErr w:type="spellStart"/>
       <w:r>
         <w:rPr>
           <w:b/>
           <w:bCs/>
         </w:rPr>
-        <w:t>Commitment</w:t>
-      </w:r>
-      <w:proofErr w:type="spellEnd"/>
+        <w:t xml:space="preserve">Commitment und Konsistenz (Cialdini): </w:t>
+      </w:r>
+      <w:r>
+        <w:t>Haben sich Menschen einmal festgelegt, besteht ein starkes psychologisches Streben, sich weiterhin konsistent zu diesem Verhalten zu verhalten</w:t>
+      </w:r>
+    </w:p>
+    <w:p>
+      <w:pPr>
+        <w:pStyle w:val="Listenabsatz"/>
+        <w:numPr>
+          <w:ilvl w:val="1"/>
+          <w:numId w:val="1"/>
+        </w:numPr>
+      </w:pPr>
       <w:r>
         <w:rPr>
           <w:b/>
           <w:bCs/>
         </w:rPr>
-        <w:t xml:space="preserve"> und Konsistenz (</w:t>
-      </w:r>
-      <w:proofErr w:type="spellStart"/>
+        <w:t>Danach auch offen für hilfestellung von anderen</w:t>
+      </w:r>
+    </w:p>
+    <w:p>
+      <w:pPr>
+        <w:pStyle w:val="Listenabsatz"/>
+        <w:numPr>
+          <w:ilvl w:val="0"/>
+          <w:numId w:val="1"/>
+        </w:numPr>
+      </w:pPr>
       <w:r>
         <w:rPr>
           <w:b/>
           <w:bCs/>
         </w:rPr>
-        <w:t>Cialdini</w:t>
-      </w:r>
-      <w:proofErr w:type="spellEnd"/>
+        <w:t xml:space="preserve">Strategy 3 (Weinschenk): </w:t>
+      </w:r>
+      <w:r>
+        <w:t>Um Menschen zu einer Handlung zu bewegen, muss man ihnen zeigen, dass andere dies bereits tun</w:t>
+      </w:r>
+    </w:p>
+    <w:p>
+      <w:pPr>
+        <w:pStyle w:val="Listenabsatz"/>
+      </w:pPr>
       <w:r>
         <w:rPr>
-          <w:b/>
-          <w:bCs/>
+          <w:noProof/>
         </w:rPr>
-        <w:t xml:space="preserve">): </w:t>
-      </w:r>
-      <w:r>
-        <w:t>Haben sich Menschen einmal festgelegt, besteht ein starkes psychologisches Streben, sich weiterhin konsistent zu diesem Verhalten zu verhalten</w:t>
-      </w:r>
-    </w:p>
-    <w:p>
-      <w:pPr>
-        <w:pStyle w:val="Listenabsatz"/>
-        <w:numPr>
-          <w:ilvl w:val="1"/>
-          <w:numId w:val="1"/>
-        </w:numPr>
-      </w:pPr>
-      <w:r>
-        <w:rPr>
-          <w:b/>
-          <w:bCs/>
-        </w:rPr>
-        <w:t xml:space="preserve">Danach auch offen für </w:t>
-      </w:r>
-      <w:proofErr w:type="spellStart"/>
-      <w:r>
-        <w:rPr>
-          <w:b/>
-          <w:bCs/>
-        </w:rPr>
-        <w:t>hilfestellung</w:t>
-      </w:r>
-      <w:proofErr w:type="spellEnd"/>
-      <w:r>
-        <w:rPr>
-          <w:b/>
-          <w:bCs/>
-        </w:rPr>
-        <w:t xml:space="preserve"> von anderen</w:t>
-      </w:r>
-    </w:p>
-    <w:p>
-      <w:pPr>
-        <w:pStyle w:val="Listenabsatz"/>
-        <w:numPr>
-          <w:ilvl w:val="0"/>
-          <w:numId w:val="1"/>
-        </w:numPr>
-      </w:pPr>
-      <w:proofErr w:type="spellStart"/>
-      <w:r>
-        <w:rPr>
-          <w:b/>
-          <w:bCs/>
-        </w:rPr>
-        <w:t>Strategy</w:t>
-      </w:r>
-      <w:proofErr w:type="spellEnd"/>
-      <w:r>
-        <w:rPr>
-          <w:b/>
-          <w:bCs/>
-        </w:rPr>
-        <w:t xml:space="preserve"> 3 (Weinschenk): </w:t>
-      </w:r>
-      <w:r>
-        <w:t>Um Menschen zu einer Handlung zu bewegen, muss man ihnen zeigen, dass andere dies bereits tun</w:t>
-      </w:r>
-    </w:p>
-    <w:p>
-      <w:pPr>
-        <w:pStyle w:val="Listenabsatz"/>
-      </w:pPr>
-      <w:r>
         <w:drawing>
           <wp:inline distT="0" distB="0" distL="0" distR="0" wp14:anchorId="78D49E9D" wp14:editId="6A2F5956">
             <wp:extent cx="5760720" cy="435610"/>
@@ -510,15 +446,7 @@
         </w:numPr>
       </w:pPr>
       <w:r>
-        <w:t>Psychologische Sicherheit: Das nicht-stigmatisierende Design und die geschützte Aussichtsplattform (</w:t>
-      </w:r>
-      <w:proofErr w:type="spellStart"/>
-      <w:r>
-        <w:t>Cardiobereich</w:t>
-      </w:r>
-      <w:proofErr w:type="spellEnd"/>
-      <w:r>
-        <w:t>) nehmen die Angst vor Verurteilung und ermöglichen eine angstfreie Teilnahme.</w:t>
+        <w:t>Psychologische Sicherheit: Das nicht-stigmatisierende Design und die geschützte Aussichtsplattform (Cardiobereich) nehmen die Angst vor Verurteilung und ermöglichen eine angstfreie Teilnahme.</w:t>
       </w:r>
     </w:p>
     <w:p>
@@ -571,23 +499,7 @@
         </w:numPr>
       </w:pPr>
       <w:r>
-        <w:t xml:space="preserve">Effizienterer Personaleinsatz: Durch das öffentliche </w:t>
-      </w:r>
-      <w:proofErr w:type="spellStart"/>
-      <w:r>
-        <w:t>Commitment</w:t>
-      </w:r>
-      <w:proofErr w:type="spellEnd"/>
-      <w:r>
-        <w:t xml:space="preserve"> der </w:t>
-      </w:r>
-      <w:proofErr w:type="spellStart"/>
-      <w:r>
-        <w:t>Bändchenträger</w:t>
-      </w:r>
-      <w:proofErr w:type="spellEnd"/>
-      <w:r>
-        <w:t xml:space="preserve"> wissen die Trainer exakt, wo ihre Hilfe erwünscht ist, und können ihre Zeit ohne unangenehme Zurückweisungen zielgerichtet einsetzen.</w:t>
+        <w:t>Effizienterer Personaleinsatz: Durch das öffentliche Commitment der Bändchenträger wissen die Trainer exakt, wo ihre Hilfe erwünscht ist, und können ihre Zeit ohne unangenehme Zurückweisungen zielgerichtet einsetzen.</w:t>
       </w:r>
     </w:p>
     <w:p>
@@ -620,19 +532,10 @@
         </w:numPr>
       </w:pPr>
       <w:r>
-        <w:t xml:space="preserve">Reibungslose Abläufe: Klare visuelle Hinweisreize automatisieren die </w:t>
-      </w:r>
-      <w:proofErr w:type="spellStart"/>
-      <w:r>
-        <w:t>Bändchenrückgabe</w:t>
-      </w:r>
-      <w:proofErr w:type="spellEnd"/>
-      <w:r>
-        <w:t>, sodass das System ohne zusätzlichen Erklärungs- oder Personalaufwand funktioniert.</w:t>
+        <w:t>Reibungslose Abläufe: Klare visuelle Hinweisreize automatisieren die Bändchenrückgabe, sodass das System ohne zusätzlichen Erklärungs- oder Personalaufwand funktioniert.</w:t>
       </w:r>
     </w:p>
     <w:p/>
-    <w:p/>
     <w:p>
       <w:r>
         <w:t>Kein Unfehlbares System mit etwas größerer Hürde</w:t>
@@ -640,21 +543,8 @@
     </w:p>
     <w:p>
       <w:r>
-        <w:t xml:space="preserve">Bei akuten </w:t>
-      </w:r>
-      <w:proofErr w:type="spellStart"/>
-      <w:r>
-        <w:t>themen</w:t>
-      </w:r>
-      <w:proofErr w:type="spellEnd"/>
-      <w:r>
-        <w:t xml:space="preserve"> Support </w:t>
-      </w:r>
-      <w:proofErr w:type="spellStart"/>
-      <w:r>
-        <w:t>button</w:t>
-      </w:r>
-      <w:proofErr w:type="spellEnd"/>
+        <w:t>Bei akuten themen Support button</w:t>
+      </w:r>
       <w:r>
         <w:br w:type="page"/>
       </w:r>
@@ -683,28 +573,22 @@
     </w:p>
     <w:p/>
     <w:p>
-      <w:proofErr w:type="spellStart"/>
       <w:r>
         <w:rPr>
           <w:b/>
           <w:bCs/>
         </w:rPr>
-        <w:t>Strategy</w:t>
-      </w:r>
-      <w:proofErr w:type="spellEnd"/>
+        <w:t xml:space="preserve">Strategy 67 (Weinschenk): </w:t>
+      </w:r>
+      <w:r>
+        <w:t>Wenn man möchte, dass Menschen partizipieren müssen sie sich dabei absolut sicher fühlen</w:t>
+      </w:r>
+    </w:p>
+    <w:p>
       <w:r>
         <w:rPr>
-          <w:b/>
-          <w:bCs/>
+          <w:noProof/>
         </w:rPr>
-        <w:t xml:space="preserve"> 67 (Weinschenk): </w:t>
-      </w:r>
-      <w:r>
-        <w:t>Wenn man möchte, dass Menschen partizipieren müssen sie sich dabei absolut sicher fühlen</w:t>
-      </w:r>
-    </w:p>
-    <w:p>
-      <w:r>
         <w:drawing>
           <wp:inline distT="0" distB="0" distL="0" distR="0" wp14:anchorId="178BDFCE" wp14:editId="6BBEF982">
             <wp:extent cx="5760720" cy="581660"/>
@@ -748,63 +632,18 @@
           <w:b/>
           <w:bCs/>
         </w:rPr>
-        <w:t xml:space="preserve">Theory </w:t>
-      </w:r>
-      <w:proofErr w:type="spellStart"/>
+        <w:t xml:space="preserve">Theory of Planned Behavior: Einstellung gegenüber Verhalten (Ajzen): </w:t>
+      </w:r>
+      <w:r>
+        <w:t>Einstellungen basieren auf der subjektiven Bewertung des Verhaltens und seiner Konsequenzen</w:t>
+      </w:r>
+    </w:p>
+    <w:p/>
+    <w:p>
       <w:r>
         <w:rPr>
-          <w:b/>
-          <w:bCs/>
+          <w:noProof/>
         </w:rPr>
-        <w:t>of</w:t>
-      </w:r>
-      <w:proofErr w:type="spellEnd"/>
-      <w:r>
-        <w:rPr>
-          <w:b/>
-          <w:bCs/>
-        </w:rPr>
-        <w:t xml:space="preserve"> Planned </w:t>
-      </w:r>
-      <w:proofErr w:type="spellStart"/>
-      <w:r>
-        <w:rPr>
-          <w:b/>
-          <w:bCs/>
-        </w:rPr>
-        <w:t>Behavior</w:t>
-      </w:r>
-      <w:proofErr w:type="spellEnd"/>
-      <w:r>
-        <w:rPr>
-          <w:b/>
-          <w:bCs/>
-        </w:rPr>
-        <w:t>: Einstellung gegenüber Verhalten (</w:t>
-      </w:r>
-      <w:proofErr w:type="spellStart"/>
-      <w:r>
-        <w:rPr>
-          <w:b/>
-          <w:bCs/>
-        </w:rPr>
-        <w:t>Ajzen</w:t>
-      </w:r>
-      <w:proofErr w:type="spellEnd"/>
-      <w:r>
-        <w:rPr>
-          <w:b/>
-          <w:bCs/>
-        </w:rPr>
-        <w:t xml:space="preserve">): </w:t>
-      </w:r>
-      <w:r>
-        <w:t>Einstellungen basieren auf der subjektiven Bewertung des Verhaltens und seiner Konsequenzen</w:t>
-      </w:r>
-    </w:p>
-    <w:p/>
-    <w:p>
-      <w:r>
         <w:drawing>
           <wp:inline distT="0" distB="0" distL="0" distR="0" wp14:anchorId="630A7DA7" wp14:editId="549C4F11">
             <wp:extent cx="2797791" cy="1304834"/>
@@ -849,6 +688,9 @@
         <w:t xml:space="preserve"> </w:t>
       </w:r>
       <w:r>
+        <w:rPr>
+          <w:noProof/>
+        </w:rPr>
         <w:drawing>
           <wp:inline distT="0" distB="0" distL="0" distR="0" wp14:anchorId="78CDD84B" wp14:editId="4A4816A1">
             <wp:extent cx="2640842" cy="375225"/>
@@ -988,55 +830,7 @@
           <w:b/>
           <w:bCs/>
         </w:rPr>
-        <w:t xml:space="preserve">Theory </w:t>
-      </w:r>
-      <w:proofErr w:type="spellStart"/>
-      <w:r>
-        <w:rPr>
-          <w:b/>
-          <w:bCs/>
-        </w:rPr>
-        <w:t>of</w:t>
-      </w:r>
-      <w:proofErr w:type="spellEnd"/>
-      <w:r>
-        <w:rPr>
-          <w:b/>
-          <w:bCs/>
-        </w:rPr>
-        <w:t xml:space="preserve"> Planned </w:t>
-      </w:r>
-      <w:proofErr w:type="spellStart"/>
-      <w:r>
-        <w:rPr>
-          <w:b/>
-          <w:bCs/>
-        </w:rPr>
-        <w:t>Behavior</w:t>
-      </w:r>
-      <w:proofErr w:type="spellEnd"/>
-      <w:r>
-        <w:rPr>
-          <w:b/>
-          <w:bCs/>
-        </w:rPr>
-        <w:t>: Wahrgenommene Handlungskontrolle (</w:t>
-      </w:r>
-      <w:proofErr w:type="spellStart"/>
-      <w:r>
-        <w:rPr>
-          <w:b/>
-          <w:bCs/>
-        </w:rPr>
-        <w:t>Ajzen</w:t>
-      </w:r>
-      <w:proofErr w:type="spellEnd"/>
-      <w:r>
-        <w:rPr>
-          <w:b/>
-          <w:bCs/>
-        </w:rPr>
-        <w:t xml:space="preserve">): </w:t>
+        <w:t xml:space="preserve">Theory of Planned Behavior: Wahrgenommene Handlungskontrolle (Ajzen): </w:t>
       </w:r>
       <w:r>
         <w:t>Einstellungen &amp; Absichten basieren darauf, inwieweit Menschen glauben, eine Handlung aktiv selbst ausführen und steuern zu können.</w:t>
@@ -1248,15 +1042,7 @@
         </w:numPr>
       </w:pPr>
       <w:r>
-        <w:t xml:space="preserve">Wenn die Beeinflussung für den zu beeinflussenden offensichtlich </w:t>
-      </w:r>
-      <w:proofErr w:type="gramStart"/>
-      <w:r>
-        <w:t>ist</w:t>
-      </w:r>
-      <w:proofErr w:type="gramEnd"/>
-      <w:r>
-        <w:t xml:space="preserve"> ok</w:t>
+        <w:t>Wenn die Beeinflussung für den zu beeinflussenden offensichtlich ist ok</w:t>
       </w:r>
     </w:p>
     <w:p>
@@ -1289,23 +1075,7 @@
         </w:numPr>
       </w:pPr>
       <w:r>
-        <w:t xml:space="preserve">Unterstütz vor allem am </w:t>
-      </w:r>
-      <w:proofErr w:type="spellStart"/>
-      <w:r>
-        <w:t>anfang</w:t>
-      </w:r>
-      <w:proofErr w:type="spellEnd"/>
-      <w:r>
-        <w:t xml:space="preserve"> des </w:t>
-      </w:r>
-      <w:proofErr w:type="spellStart"/>
-      <w:r>
-        <w:t>Prozessens</w:t>
-      </w:r>
-      <w:proofErr w:type="spellEnd"/>
-      <w:r>
-        <w:t xml:space="preserve"> und nimmt erste Hürde</w:t>
+        <w:t>Unterstütz vor allem am anfang des Prozessens und nimmt erste Hürde</w:t>
       </w:r>
     </w:p>
     <w:p>
@@ -1317,15 +1087,7 @@
         </w:numPr>
       </w:pPr>
       <w:r>
-        <w:t xml:space="preserve">Ist die intrinsische </w:t>
-      </w:r>
-      <w:proofErr w:type="gramStart"/>
-      <w:r>
-        <w:t>Motivation überhaupt</w:t>
-      </w:r>
-      <w:proofErr w:type="gramEnd"/>
-      <w:r>
-        <w:t xml:space="preserve"> so relevant?</w:t>
+        <w:t>Ist die intrinsische Motivation überhaupt so relevant?</w:t>
       </w:r>
     </w:p>
     <w:p>
@@ -1337,13 +1099,8 @@
         </w:numPr>
       </w:pPr>
       <w:r>
-        <w:t xml:space="preserve">Fit wird man </w:t>
-      </w:r>
-      <w:proofErr w:type="gramStart"/>
-      <w:r>
-        <w:t>ja trotzdem</w:t>
-      </w:r>
-      <w:proofErr w:type="gramEnd"/>
+        <w:t>Fit wird man ja trotzdem</w:t>
+      </w:r>
     </w:p>
     <w:p>
       <w:pPr>
@@ -3459,6 +3216,7 @@
   <w:style w:type="character" w:default="1" w:styleId="Absatz-Standardschriftart">
     <w:name w:val="Default Paragraph Font"/>
     <w:uiPriority w:val="1"/>
+    <w:semiHidden/>
     <w:unhideWhenUsed/>
   </w:style>
   <w:style w:type="table" w:default="1" w:styleId="NormaleTabelle">
